--- a/syllabus.docx
+++ b/syllabus.docx
@@ -2062,19 +2062,31 @@
         <w:t xml:space="preserve"> </w:t>
       </w:r>
       <w:r>
-        <w:t xml:space="preserve">L1/L2/L3 order-book views; tick size and lot size; and the Coincall</w:t>
-      </w:r>
-      <w:r>
-        <w:t xml:space="preserve"> </w:t>
-      </w:r>
-      <w:r>
-        <w:t xml:space="preserve">exchange architecture (contract specifications, fee structure, market</w:t>
-      </w:r>
-      <w:r>
-        <w:t xml:space="preserve"> </w:t>
-      </w:r>
-      <w:r>
-        <w:t xml:space="preserve">maker tiers).</w:t>
+        <w:t xml:space="preserve">L1 and L2 order-book views (Coincall provides L2 aggregated depth; there</w:t>
+      </w:r>
+      <w:r>
+        <w:t xml:space="preserve"> </w:t>
+      </w:r>
+      <w:r>
+        <w:t xml:space="preserve">is no L3 / per-order feed, so the program models aggregate intensity</w:t>
+      </w:r>
+      <w:r>
+        <w:t xml:space="preserve"> </w:t>
+      </w:r>
+      <w:r>
+        <w:t xml:space="preserve">rather than individual queue position); tick size and lot size; and the</w:t>
+      </w:r>
+      <w:r>
+        <w:t xml:space="preserve"> </w:t>
+      </w:r>
+      <w:r>
+        <w:t xml:space="preserve">Coincall exchange architecture (contract specifications, fee structure,</w:t>
+      </w:r>
+      <w:r>
+        <w:t xml:space="preserve"> </w:t>
+      </w:r>
+      <w:r>
+        <w:t xml:space="preserve">market maker tiers).</w:t>
       </w:r>
     </w:p>
     <w:p>
